--- a/test-resources/sample-resume-02.docx
+++ b/test-resources/sample-resume-02.docx
@@ -4,7 +4,7 @@
   <w:body>
     <w:p>
       <w:pPr>
-        <w:pStyle w:val="1"/>
+        <w:spacing w:after="120"/>
         <w:jc w:val="center"/>
         <w:rPr>
           <w:rFonts w:hint="eastAsia"/>
@@ -13,84 +13,43 @@
       <w:r>
         <w:rPr>
           <w:rFonts w:hint="eastAsia"/>
-        </w:rPr>
-        <w:t>李</w:t>
+          <w:b/>
+          <w:bCs/>
+          <w:sz w:val="36"/>
+          <w:szCs w:val="36"/>
+        </w:rPr>
+        <w:t>李华</w:t>
+      </w:r>
+    </w:p>
+    <w:p>
+      <w:pPr>
+        <w:spacing w:after="120"/>
+        <w:jc w:val="center"/>
+      </w:pPr>
+      <w:r>
+        <w:rPr>
+          <w:color w:val="666666"/>
+        </w:rPr>
+        <w:t>电话：</w:t>
+      </w:r>
+      <w:r>
+        <w:rPr>
+          <w:color w:val="666666"/>
+        </w:rPr>
+        <w:t xml:space="preserve">138-8765-4321   |   </w:t>
+      </w:r>
+      <w:r>
+        <w:rPr>
+          <w:color w:val="666666"/>
+        </w:rPr>
+        <w:t>邮箱：</w:t>
       </w:r>
       <w:r>
         <w:rPr>
           <w:rFonts w:hint="eastAsia"/>
-        </w:rPr>
-        <w:t>华</w:t>
-      </w:r>
-    </w:p>
-    <w:p>
-      <w:pPr>
-        <w:spacing w:after="240"/>
-        <w:jc w:val="center"/>
-      </w:pPr>
-      <w:r>
-        <w:rPr>
-          <w:color w:val="666666"/>
-        </w:rPr>
-        <w:t>电话：</w:t>
-      </w:r>
-      <w:r>
-        <w:rPr>
-          <w:color w:val="666666"/>
-        </w:rPr>
-        <w:t>13</w:t>
-      </w:r>
-      <w:r>
-        <w:rPr>
-          <w:rFonts w:hint="eastAsia"/>
-          <w:color w:val="666666"/>
-        </w:rPr>
-        <w:t>9</w:t>
-      </w:r>
-      <w:r>
-        <w:rPr>
-          <w:color w:val="666666"/>
-        </w:rPr>
-        <w:t>-</w:t>
-      </w:r>
-      <w:r>
-        <w:rPr>
-          <w:rFonts w:hint="eastAsia"/>
-          <w:color w:val="666666"/>
-        </w:rPr>
-        <w:t>5678</w:t>
-      </w:r>
-      <w:r>
-        <w:rPr>
-          <w:color w:val="666666"/>
-        </w:rPr>
-        <w:t>-</w:t>
-      </w:r>
-      <w:r>
-        <w:rPr>
-          <w:rFonts w:hint="eastAsia"/>
-          <w:color w:val="666666"/>
-        </w:rPr>
-        <w:t>1234</w:t>
-      </w:r>
-      <w:r>
-        <w:rPr>
-          <w:color w:val="999999"/>
-        </w:rPr>
-        <w:t xml:space="preserve">   |   </w:t>
-      </w:r>
-      <w:r>
-        <w:rPr>
-          <w:color w:val="666666"/>
-        </w:rPr>
-        <w:t>邮箱：</w:t>
-      </w:r>
-      <w:r>
-        <w:rPr>
-          <w:rFonts w:hint="eastAsia"/>
-          <w:color w:val="666666"/>
-        </w:rPr>
-        <w:t>lihua</w:t>
+          <w:color w:val="666666"/>
+        </w:rPr>
+        <w:t>李华</w:t>
       </w:r>
       <w:r>
         <w:rPr>
@@ -102,8 +61,13 @@
     <w:p>
       <w:pPr>
         <w:pStyle w:val="2"/>
-      </w:pPr>
-      <w:r>
+        <w:spacing w:before="240" w:after="120"/>
+      </w:pPr>
+      <w:r>
+        <w:rPr>
+          <w:b/>
+          <w:bCs/>
+        </w:rPr>
         <w:t>教育背景</w:t>
       </w:r>
     </w:p>
@@ -113,29 +77,15 @@
       </w:pPr>
       <w:r>
         <w:rPr>
-          <w:rFonts w:hint="eastAsia"/>
-          <w:b/>
-          <w:bCs/>
-          <w:sz w:val="24"/>
-          <w:szCs w:val="24"/>
-        </w:rPr>
-        <w:t>上海理工</w:t>
-      </w:r>
-      <w:r>
-        <w:rPr>
-          <w:b/>
-          <w:bCs/>
-          <w:sz w:val="24"/>
-          <w:szCs w:val="24"/>
-        </w:rPr>
-        <w:t>大学</w:t>
-      </w:r>
-      <w:r>
-        <w:rPr>
-          <w:b/>
-          <w:bCs/>
-          <w:sz w:val="24"/>
-          <w:szCs w:val="24"/>
+          <w:b/>
+          <w:bCs/>
+        </w:rPr>
+        <w:t>中国美术学院</w:t>
+      </w:r>
+      <w:r>
+        <w:rPr>
+          <w:b/>
+          <w:bCs/>
         </w:rPr>
         <w:t xml:space="preserve"> · </w:t>
       </w:r>
@@ -143,17 +93,13 @@
         <w:rPr>
           <w:b/>
           <w:bCs/>
-          <w:sz w:val="24"/>
-          <w:szCs w:val="24"/>
-        </w:rPr>
-        <w:t>计算机科学与技术</w:t>
-      </w:r>
-      <w:r>
-        <w:rPr>
-          <w:b/>
-          <w:bCs/>
-          <w:sz w:val="24"/>
-          <w:szCs w:val="24"/>
+        </w:rPr>
+        <w:t>视觉传达设计</w:t>
+      </w:r>
+      <w:r>
+        <w:rPr>
+          <w:b/>
+          <w:bCs/>
         </w:rPr>
         <w:t xml:space="preserve"> · </w:t>
       </w:r>
@@ -161,8 +107,6 @@
         <w:rPr>
           <w:b/>
           <w:bCs/>
-          <w:sz w:val="24"/>
-          <w:szCs w:val="24"/>
         </w:rPr>
         <w:t>本科</w:t>
       </w:r>
@@ -175,19 +119,192 @@
     </w:p>
     <w:p>
       <w:pPr>
-        <w:spacing w:before="40" w:after="40"/>
-      </w:pPr>
-      <w:r>
-        <w:rPr>
-          <w:color w:val="444444"/>
-        </w:rPr>
-        <w:t>主修课程：数据结构、操作系统、计算机网络、数据库系统。</w:t>
-      </w:r>
-      <w:r>
-        <w:rPr>
-          <w:color w:val="444444"/>
-        </w:rPr>
-        <w:t>GPA 3.8/4.0</w:t>
+        <w:spacing w:after="40"/>
+      </w:pPr>
+      <w:r>
+        <w:rPr>
+          <w:color w:val="444444"/>
+        </w:rPr>
+        <w:t>主修课程：字体设计、版式编排、品牌识别系统、包装设计、插画。</w:t>
+      </w:r>
+      <w:r>
+        <w:rPr>
+          <w:color w:val="444444"/>
+        </w:rPr>
+        <w:t>GPA 3.7/4.0</w:t>
+      </w:r>
+      <w:r>
+        <w:rPr>
+          <w:color w:val="444444"/>
+        </w:rPr>
+        <w:t>，校级奖学金三次。</w:t>
+      </w:r>
+    </w:p>
+    <w:p>
+      <w:pPr>
+        <w:spacing w:before="100" w:after="40"/>
+      </w:pPr>
+      <w:r>
+        <w:rPr>
+          <w:b/>
+          <w:bCs/>
+        </w:rPr>
+        <w:t>中国美术学院</w:t>
+      </w:r>
+      <w:r>
+        <w:rPr>
+          <w:b/>
+          <w:bCs/>
+        </w:rPr>
+        <w:t xml:space="preserve"> · </w:t>
+      </w:r>
+      <w:r>
+        <w:rPr>
+          <w:b/>
+          <w:bCs/>
+        </w:rPr>
+        <w:t>视觉传达设计</w:t>
+      </w:r>
+      <w:r>
+        <w:rPr>
+          <w:b/>
+          <w:bCs/>
+        </w:rPr>
+        <w:t xml:space="preserve"> · </w:t>
+      </w:r>
+      <w:r>
+        <w:rPr>
+          <w:b/>
+          <w:bCs/>
+        </w:rPr>
+        <w:t>硕士</w:t>
+      </w:r>
+      <w:r>
+        <w:rPr>
+          <w:color w:val="666666"/>
+        </w:rPr>
+        <w:t xml:space="preserve">   2018-09 ~ 2020-07</w:t>
+      </w:r>
+    </w:p>
+    <w:p>
+      <w:pPr>
+        <w:spacing w:after="40"/>
+      </w:pPr>
+      <w:r>
+        <w:rPr>
+          <w:color w:val="444444"/>
+        </w:rPr>
+        <w:t>研究方向：品牌视觉系统设计。毕业作品《汉字再设计》获亚洲设计双年展铜奖。</w:t>
+      </w:r>
+    </w:p>
+    <w:p>
+      <w:pPr>
+        <w:pStyle w:val="2"/>
+        <w:spacing w:before="240" w:after="120"/>
+      </w:pPr>
+      <w:r>
+        <w:rPr>
+          <w:b/>
+          <w:bCs/>
+        </w:rPr>
+        <w:t>工作经历</w:t>
+      </w:r>
+    </w:p>
+    <w:p>
+      <w:pPr>
+        <w:spacing w:before="100" w:after="40"/>
+      </w:pPr>
+      <w:r>
+        <w:rPr>
+          <w:b/>
+          <w:bCs/>
+        </w:rPr>
+        <w:t>字节跳动</w:t>
+      </w:r>
+      <w:r>
+        <w:rPr>
+          <w:b/>
+          <w:bCs/>
+        </w:rPr>
+        <w:t xml:space="preserve"> · </w:t>
+      </w:r>
+      <w:r>
+        <w:rPr>
+          <w:b/>
+          <w:bCs/>
+        </w:rPr>
+        <w:t>高级视觉设计师</w:t>
+      </w:r>
+      <w:r>
+        <w:rPr>
+          <w:color w:val="666666"/>
+        </w:rPr>
+        <w:t xml:space="preserve">   2020-08 ~ 2023-05</w:t>
+      </w:r>
+    </w:p>
+    <w:p>
+      <w:pPr>
+        <w:spacing w:after="40"/>
+      </w:pPr>
+      <w:r>
+        <w:rPr>
+          <w:color w:val="444444"/>
+        </w:rPr>
+        <w:t>负责抖音电商品牌视觉系统建设，主导</w:t>
+      </w:r>
+      <w:r>
+        <w:rPr>
+          <w:color w:val="444444"/>
+        </w:rPr>
+        <w:t xml:space="preserve"> 618</w:t>
+      </w:r>
+      <w:r>
+        <w:rPr>
+          <w:color w:val="444444"/>
+        </w:rPr>
+        <w:t>、双</w:t>
+      </w:r>
+      <w:r>
+        <w:rPr>
+          <w:color w:val="444444"/>
+        </w:rPr>
+        <w:t xml:space="preserve"> 11 </w:t>
+      </w:r>
+      <w:r>
+        <w:rPr>
+          <w:color w:val="444444"/>
+        </w:rPr>
+        <w:t>等大促活动主视觉与</w:t>
+      </w:r>
+      <w:r>
+        <w:rPr>
+          <w:color w:val="444444"/>
+        </w:rPr>
+        <w:t xml:space="preserve"> KV </w:t>
+      </w:r>
+      <w:r>
+        <w:rPr>
+          <w:color w:val="444444"/>
+        </w:rPr>
+        <w:t>设计，年覆盖曝光</w:t>
+      </w:r>
+      <w:r>
+        <w:rPr>
+          <w:color w:val="444444"/>
+        </w:rPr>
+        <w:t xml:space="preserve"> 50 </w:t>
+      </w:r>
+      <w:r>
+        <w:rPr>
+          <w:color w:val="444444"/>
+        </w:rPr>
+        <w:t>亿</w:t>
+      </w:r>
+      <w:r>
+        <w:rPr>
+          <w:color w:val="444444"/>
+        </w:rPr>
+        <w:t>+</w:t>
       </w:r>
       <w:r>
         <w:rPr>
@@ -198,153 +315,7 @@
     </w:p>
     <w:p>
       <w:pPr>
-        <w:spacing w:before="100" w:after="40"/>
-      </w:pPr>
-      <w:r>
-        <w:rPr>
-          <w:rFonts w:hint="eastAsia"/>
-          <w:b/>
-          <w:bCs/>
-          <w:sz w:val="24"/>
-          <w:szCs w:val="24"/>
-        </w:rPr>
-        <w:t>上海理工</w:t>
-      </w:r>
-      <w:r>
-        <w:rPr>
-          <w:b/>
-          <w:bCs/>
-          <w:sz w:val="24"/>
-          <w:szCs w:val="24"/>
-        </w:rPr>
-        <w:t>大学</w:t>
-      </w:r>
-      <w:r>
-        <w:rPr>
-          <w:b/>
-          <w:bCs/>
-          <w:sz w:val="24"/>
-          <w:szCs w:val="24"/>
-        </w:rPr>
-        <w:t xml:space="preserve"> · </w:t>
-      </w:r>
-      <w:r>
-        <w:rPr>
-          <w:b/>
-          <w:bCs/>
-          <w:sz w:val="24"/>
-          <w:szCs w:val="24"/>
-        </w:rPr>
-        <w:t>软件工程</w:t>
-      </w:r>
-      <w:r>
-        <w:rPr>
-          <w:b/>
-          <w:bCs/>
-          <w:sz w:val="24"/>
-          <w:szCs w:val="24"/>
-        </w:rPr>
-        <w:t xml:space="preserve"> · </w:t>
-      </w:r>
-      <w:r>
-        <w:rPr>
-          <w:b/>
-          <w:bCs/>
-          <w:sz w:val="24"/>
-          <w:szCs w:val="24"/>
-        </w:rPr>
-        <w:t>硕士</w:t>
-      </w:r>
-      <w:r>
-        <w:rPr>
-          <w:color w:val="666666"/>
-        </w:rPr>
-        <w:t xml:space="preserve">   2018-09 ~ 2020-07</w:t>
-      </w:r>
-    </w:p>
-    <w:p>
-      <w:pPr>
-        <w:spacing w:before="40" w:after="40"/>
-      </w:pPr>
-      <w:r>
-        <w:rPr>
-          <w:color w:val="444444"/>
-        </w:rPr>
-        <w:t>研究方向：分布式系统与微服务架构。在</w:t>
-      </w:r>
-      <w:r>
-        <w:rPr>
-          <w:color w:val="444444"/>
-        </w:rPr>
-        <w:t xml:space="preserve"> NSDI 2020 </w:t>
-      </w:r>
-      <w:r>
-        <w:rPr>
-          <w:color w:val="444444"/>
-        </w:rPr>
-        <w:t>发表论文一篇。</w:t>
-      </w:r>
-    </w:p>
-    <w:p>
-      <w:pPr>
-        <w:pStyle w:val="2"/>
-      </w:pPr>
-      <w:r>
-        <w:t>工作经历</w:t>
-      </w:r>
-    </w:p>
-    <w:p>
-      <w:pPr>
-        <w:spacing w:before="100" w:after="40"/>
-      </w:pPr>
-      <w:r>
-        <w:rPr>
-          <w:b/>
-          <w:bCs/>
-          <w:sz w:val="24"/>
-          <w:szCs w:val="24"/>
-        </w:rPr>
-        <w:t>字节跳动</w:t>
-      </w:r>
-      <w:r>
-        <w:rPr>
-          <w:b/>
-          <w:bCs/>
-          <w:sz w:val="24"/>
-          <w:szCs w:val="24"/>
-        </w:rPr>
-        <w:t xml:space="preserve"> · </w:t>
-      </w:r>
-      <w:r>
-        <w:rPr>
-          <w:b/>
-          <w:bCs/>
-          <w:sz w:val="24"/>
-          <w:szCs w:val="24"/>
-        </w:rPr>
-        <w:t>后端工程师</w:t>
-      </w:r>
-      <w:r>
-        <w:rPr>
-          <w:color w:val="666666"/>
-        </w:rPr>
-        <w:t xml:space="preserve">   2020-08 ~ 2023-05</w:t>
-      </w:r>
-    </w:p>
-    <w:p>
-      <w:pPr>
-        <w:spacing w:before="40" w:after="40"/>
-      </w:pPr>
-      <w:r>
-        <w:rPr>
-          <w:color w:val="444444"/>
-        </w:rPr>
-        <w:t>负责抖音电商订单中台核心链路设计与开发，主导订单状态机重构，支撑日均亿级订单流转。</w:t>
-      </w:r>
-    </w:p>
-    <w:p>
-      <w:pPr>
-        <w:spacing w:before="40" w:after="40"/>
+        <w:spacing w:after="40"/>
       </w:pPr>
       <w:r>
         <w:rPr>
@@ -352,7 +323,7 @@
           <w:iCs/>
           <w:color w:val="666666"/>
         </w:rPr>
-        <w:t>技术栈：</w:t>
+        <w:t>工具：</w:t>
       </w:r>
       <w:r>
         <w:rPr>
@@ -360,7 +331,7 @@
           <w:iCs/>
           <w:color w:val="666666"/>
         </w:rPr>
-        <w:t>Java / Spring Boot / MySQL / Kafka / Redis</w:t>
+        <w:t>Figma / Photoshop / Illustrator / After Effects / Cinema 4D</w:t>
       </w:r>
     </w:p>
     <w:p>
@@ -371,17 +342,13 @@
         <w:rPr>
           <w:b/>
           <w:bCs/>
-          <w:sz w:val="24"/>
-          <w:szCs w:val="24"/>
-        </w:rPr>
-        <w:t>美团</w:t>
-      </w:r>
-      <w:r>
-        <w:rPr>
-          <w:b/>
-          <w:bCs/>
-          <w:sz w:val="24"/>
-          <w:szCs w:val="24"/>
+        </w:rPr>
+        <w:t>蚂蚁集团</w:t>
+      </w:r>
+      <w:r>
+        <w:rPr>
+          <w:b/>
+          <w:bCs/>
         </w:rPr>
         <w:t xml:space="preserve"> · </w:t>
       </w:r>
@@ -389,10 +356,8 @@
         <w:rPr>
           <w:b/>
           <w:bCs/>
-          <w:sz w:val="24"/>
-          <w:szCs w:val="24"/>
-        </w:rPr>
-        <w:t>高级后端工程师</w:t>
+        </w:rPr>
+        <w:t>视觉设计专家</w:t>
       </w:r>
       <w:r>
         <w:rPr>
@@ -409,54 +374,42 @@
     </w:p>
     <w:p>
       <w:pPr>
-        <w:spacing w:before="40" w:after="40"/>
-      </w:pPr>
-      <w:r>
-        <w:rPr>
-          <w:color w:val="444444"/>
-        </w:rPr>
-        <w:t>负责外卖履约调度服务的高可用与稳定性建设，推动核心服务从单体迁移到</w:t>
-      </w:r>
-      <w:r>
-        <w:rPr>
-          <w:color w:val="444444"/>
-        </w:rPr>
-        <w:t xml:space="preserve"> Service Mesh</w:t>
-      </w:r>
-      <w:r>
-        <w:rPr>
-          <w:color w:val="444444"/>
-        </w:rPr>
-        <w:t>，</w:t>
-      </w:r>
-      <w:r>
-        <w:rPr>
-          <w:color w:val="444444"/>
-        </w:rPr>
-        <w:t xml:space="preserve">QPS </w:t>
-      </w:r>
-      <w:r>
-        <w:rPr>
-          <w:color w:val="444444"/>
-        </w:rPr>
-        <w:t>峰值</w:t>
-      </w:r>
-      <w:r>
-        <w:rPr>
-          <w:color w:val="444444"/>
-        </w:rPr>
-        <w:t xml:space="preserve"> 80 </w:t>
-      </w:r>
-      <w:r>
-        <w:rPr>
-          <w:color w:val="444444"/>
-        </w:rPr>
-        <w:t>万。</w:t>
-      </w:r>
-    </w:p>
-    <w:p>
-      <w:pPr>
-        <w:spacing w:before="40" w:after="40"/>
+        <w:spacing w:after="40"/>
+      </w:pPr>
+      <w:r>
+        <w:rPr>
+          <w:color w:val="444444"/>
+        </w:rPr>
+        <w:t>负责支付宝品牌升级与体验一致性建设，搭建集团级设计系统</w:t>
+      </w:r>
+      <w:r>
+        <w:rPr>
+          <w:color w:val="444444"/>
+        </w:rPr>
+        <w:t xml:space="preserve"> Ant Design Token</w:t>
+      </w:r>
+      <w:r>
+        <w:rPr>
+          <w:color w:val="444444"/>
+        </w:rPr>
+        <w:t>，单季度输出设计资产</w:t>
+      </w:r>
+      <w:r>
+        <w:rPr>
+          <w:color w:val="444444"/>
+        </w:rPr>
+        <w:t xml:space="preserve"> 800+</w:t>
+      </w:r>
+      <w:r>
+        <w:rPr>
+          <w:color w:val="444444"/>
+        </w:rPr>
+        <w:t>。</w:t>
+      </w:r>
+    </w:p>
+    <w:p>
+      <w:pPr>
+        <w:spacing w:after="40"/>
       </w:pPr>
       <w:r>
         <w:rPr>
@@ -464,7 +417,7 @@
           <w:iCs/>
           <w:color w:val="666666"/>
         </w:rPr>
-        <w:t>技术栈：</w:t>
+        <w:t>工具：</w:t>
       </w:r>
       <w:r>
         <w:rPr>
@@ -472,14 +425,19 @@
           <w:iCs/>
           <w:color w:val="666666"/>
         </w:rPr>
-        <w:t>Java / Kubernetes / Istio / ClickHouse / Prometheus</w:t>
+        <w:t>Figma / Sketch / Principle / Lottie / Webflow</w:t>
       </w:r>
     </w:p>
     <w:p>
       <w:pPr>
         <w:pStyle w:val="2"/>
-      </w:pPr>
-      <w:r>
+        <w:spacing w:before="240" w:after="120"/>
+      </w:pPr>
+      <w:r>
+        <w:rPr>
+          <w:b/>
+          <w:bCs/>
+        </w:rPr>
         <w:t>项目经历</w:t>
       </w:r>
     </w:p>
@@ -491,17 +449,13 @@
         <w:rPr>
           <w:b/>
           <w:bCs/>
-          <w:sz w:val="24"/>
-          <w:szCs w:val="24"/>
-        </w:rPr>
-        <w:t>智能客服对话平台</w:t>
-      </w:r>
-      <w:r>
-        <w:rPr>
-          <w:b/>
-          <w:bCs/>
-          <w:sz w:val="24"/>
-          <w:szCs w:val="24"/>
+        </w:rPr>
+        <w:t>抖音电商大促主视觉系统</w:t>
+      </w:r>
+      <w:r>
+        <w:rPr>
+          <w:b/>
+          <w:bCs/>
         </w:rPr>
         <w:t xml:space="preserve"> · </w:t>
       </w:r>
@@ -509,69 +463,103 @@
         <w:rPr>
           <w:b/>
           <w:bCs/>
-          <w:sz w:val="24"/>
-          <w:szCs w:val="24"/>
-        </w:rPr>
-        <w:t>技术负责人</w:t>
-      </w:r>
-      <w:r>
-        <w:rPr>
-          <w:color w:val="666666"/>
-        </w:rPr>
-        <w:t xml:space="preserve">   2022-03 ~ 2023-04</w:t>
-      </w:r>
-    </w:p>
-    <w:p>
-      <w:pPr>
-        <w:spacing w:before="40" w:after="40"/>
-      </w:pPr>
-      <w:r>
-        <w:rPr>
-          <w:color w:val="444444"/>
-        </w:rPr>
-        <w:t>基于</w:t>
-      </w:r>
-      <w:r>
-        <w:rPr>
-          <w:color w:val="444444"/>
-        </w:rPr>
-        <w:t xml:space="preserve"> LLM </w:t>
-      </w:r>
-      <w:r>
-        <w:rPr>
-          <w:color w:val="444444"/>
-        </w:rPr>
-        <w:t>构建面向</w:t>
-      </w:r>
-      <w:r>
-        <w:rPr>
-          <w:color w:val="444444"/>
-        </w:rPr>
-        <w:t xml:space="preserve"> C </w:t>
-      </w:r>
-      <w:r>
-        <w:rPr>
-          <w:color w:val="444444"/>
-        </w:rPr>
-        <w:t>端用户的智能客服系统，覆盖售前售后</w:t>
-      </w:r>
-      <w:r>
-        <w:rPr>
-          <w:color w:val="444444"/>
-        </w:rPr>
-        <w:t xml:space="preserve"> 30+ </w:t>
-      </w:r>
-      <w:r>
-        <w:rPr>
-          <w:color w:val="444444"/>
-        </w:rPr>
-        <w:t>业务场景，平均解决率</w:t>
-      </w:r>
-      <w:r>
-        <w:rPr>
-          <w:color w:val="444444"/>
-        </w:rPr>
-        <w:t xml:space="preserve"> 78%</w:t>
+        </w:rPr>
+        <w:t>设计负责人</w:t>
+      </w:r>
+      <w:r>
+        <w:rPr>
+          <w:color w:val="666666"/>
+        </w:rPr>
+        <w:t xml:space="preserve">   2021-03 ~ 2023-04</w:t>
+      </w:r>
+    </w:p>
+    <w:p>
+      <w:pPr>
+        <w:spacing w:after="40"/>
+      </w:pPr>
+      <w:r>
+        <w:rPr>
+          <w:color w:val="444444"/>
+        </w:rPr>
+        <w:t>搭建抖音电商年度大促视觉体系，覆盖双</w:t>
+      </w:r>
+      <w:r>
+        <w:rPr>
+          <w:color w:val="444444"/>
+        </w:rPr>
+        <w:t xml:space="preserve"> 11</w:t>
+      </w:r>
+      <w:r>
+        <w:rPr>
+          <w:color w:val="444444"/>
+        </w:rPr>
+        <w:t>、</w:t>
+      </w:r>
+      <w:r>
+        <w:rPr>
+          <w:color w:val="444444"/>
+        </w:rPr>
+        <w:t>618</w:t>
+      </w:r>
+      <w:r>
+        <w:rPr>
+          <w:color w:val="444444"/>
+        </w:rPr>
+        <w:t>、年货节等</w:t>
+      </w:r>
+      <w:r>
+        <w:rPr>
+          <w:color w:val="444444"/>
+        </w:rPr>
+        <w:t xml:space="preserve"> 8 </w:t>
+      </w:r>
+      <w:r>
+        <w:rPr>
+          <w:color w:val="444444"/>
+        </w:rPr>
+        <w:t>个</w:t>
+      </w:r>
+      <w:r>
+        <w:rPr>
+          <w:color w:val="444444"/>
+        </w:rPr>
+        <w:t xml:space="preserve"> S </w:t>
+      </w:r>
+      <w:r>
+        <w:rPr>
+          <w:color w:val="444444"/>
+        </w:rPr>
+        <w:t>级活动；建立</w:t>
+      </w:r>
+      <w:r>
+        <w:rPr>
+          <w:color w:val="444444"/>
+        </w:rPr>
+        <w:t xml:space="preserve"> A/B </w:t>
+      </w:r>
+      <w:r>
+        <w:rPr>
+          <w:color w:val="444444"/>
+        </w:rPr>
+        <w:t>测试模板，单活动</w:t>
+      </w:r>
+      <w:r>
+        <w:rPr>
+          <w:color w:val="444444"/>
+        </w:rPr>
+        <w:t xml:space="preserve"> GMV </w:t>
+      </w:r>
+      <w:r>
+        <w:rPr>
+          <w:color w:val="444444"/>
+        </w:rPr>
+        <w:t>提升</w:t>
+      </w:r>
+      <w:r>
+        <w:rPr>
+          <w:color w:val="444444"/>
+        </w:rPr>
+        <w:t xml:space="preserve"> 12%</w:t>
       </w:r>
       <w:r>
         <w:rPr>
@@ -582,7 +570,7 @@
     </w:p>
     <w:p>
       <w:pPr>
-        <w:spacing w:before="40" w:after="40"/>
+        <w:spacing w:after="40"/>
       </w:pPr>
       <w:r>
         <w:rPr>
@@ -590,7 +578,7 @@
           <w:iCs/>
           <w:color w:val="666666"/>
         </w:rPr>
-        <w:t>技术栈：</w:t>
+        <w:t>工具：</w:t>
       </w:r>
       <w:r>
         <w:rPr>
@@ -598,129 +586,15 @@
           <w:iCs/>
           <w:color w:val="666666"/>
         </w:rPr>
-        <w:t>Java / Spring Boot / Python / LangChain / Milvus</w:t>
-      </w:r>
-    </w:p>
-    <w:p>
-      <w:pPr>
-        <w:spacing w:before="100" w:after="40"/>
-      </w:pPr>
-      <w:r>
-        <w:rPr>
-          <w:b/>
-          <w:bCs/>
-          <w:sz w:val="24"/>
-          <w:szCs w:val="24"/>
-        </w:rPr>
-        <w:t>高并发订单中台</w:t>
-      </w:r>
-      <w:r>
-        <w:rPr>
-          <w:b/>
-          <w:bCs/>
-          <w:sz w:val="24"/>
-          <w:szCs w:val="24"/>
-        </w:rPr>
-        <w:t xml:space="preserve"> · </w:t>
-      </w:r>
-      <w:r>
-        <w:rPr>
-          <w:b/>
-          <w:bCs/>
-          <w:sz w:val="24"/>
-          <w:szCs w:val="24"/>
-        </w:rPr>
-        <w:t>核心开发</w:t>
-      </w:r>
-      <w:r>
-        <w:rPr>
-          <w:color w:val="666666"/>
-        </w:rPr>
-        <w:t xml:space="preserve">   2020-08 ~ 2022-02</w:t>
-      </w:r>
-    </w:p>
-    <w:p>
-      <w:pPr>
-        <w:spacing w:before="40" w:after="40"/>
-      </w:pPr>
-      <w:r>
-        <w:rPr>
-          <w:color w:val="444444"/>
-        </w:rPr>
-        <w:t>从</w:t>
-      </w:r>
-      <w:r>
-        <w:rPr>
-          <w:color w:val="444444"/>
-        </w:rPr>
-        <w:t xml:space="preserve"> 0 </w:t>
-      </w:r>
-      <w:r>
-        <w:rPr>
-          <w:color w:val="444444"/>
-        </w:rPr>
-        <w:t>到</w:t>
-      </w:r>
-      <w:r>
-        <w:rPr>
-          <w:color w:val="444444"/>
-        </w:rPr>
-        <w:t xml:space="preserve"> 1 </w:t>
-      </w:r>
-      <w:r>
-        <w:rPr>
-          <w:color w:val="444444"/>
-        </w:rPr>
-        <w:t>搭建订单中台，统一多业务线订单模型，</w:t>
-      </w:r>
-      <w:r>
-        <w:rPr>
-          <w:color w:val="444444"/>
-        </w:rPr>
-        <w:t xml:space="preserve">TPS 12 </w:t>
-      </w:r>
-      <w:r>
-        <w:rPr>
-          <w:color w:val="444444"/>
-        </w:rPr>
-        <w:t>万，</w:t>
-      </w:r>
-      <w:r>
-        <w:rPr>
-          <w:color w:val="444444"/>
-        </w:rPr>
-        <w:t xml:space="preserve">P99 </w:t>
-      </w:r>
-      <w:r>
-        <w:rPr>
-          <w:color w:val="444444"/>
-        </w:rPr>
-        <w:t>延迟</w:t>
-      </w:r>
-      <w:r>
-        <w:rPr>
-          <w:color w:val="444444"/>
-        </w:rPr>
-        <w:t xml:space="preserve"> 35ms</w:t>
-      </w:r>
-      <w:r>
-        <w:rPr>
-          <w:color w:val="444444"/>
-        </w:rPr>
-        <w:t>。</w:t>
-      </w:r>
-    </w:p>
-    <w:p>
-      <w:pPr>
-        <w:spacing w:before="40" w:after="40"/>
-      </w:pPr>
+        <w:t xml:space="preserve">Figma / 3D </w:t>
+      </w:r>
       <w:r>
         <w:rPr>
           <w:i/>
           <w:iCs/>
           <w:color w:val="666666"/>
         </w:rPr>
-        <w:t>技术栈：</w:t>
+        <w:t>渲染</w:t>
       </w:r>
       <w:r>
         <w:rPr>
@@ -728,88 +602,256 @@
           <w:iCs/>
           <w:color w:val="666666"/>
         </w:rPr>
-        <w:t>Java / MySQL / Sharding-JDBC / RocketMQ / Redis</w:t>
+        <w:t xml:space="preserve"> / Lottie </w:t>
+      </w:r>
+      <w:r>
+        <w:rPr>
+          <w:i/>
+          <w:iCs/>
+          <w:color w:val="666666"/>
+        </w:rPr>
+        <w:t>动效</w:t>
+      </w:r>
+      <w:r>
+        <w:rPr>
+          <w:i/>
+          <w:iCs/>
+          <w:color w:val="666666"/>
+        </w:rPr>
+        <w:t xml:space="preserve"> / A/B Testing</w:t>
+      </w:r>
+    </w:p>
+    <w:p>
+      <w:pPr>
+        <w:spacing w:before="100" w:after="40"/>
+      </w:pPr>
+      <w:r>
+        <w:rPr>
+          <w:b/>
+          <w:bCs/>
+        </w:rPr>
+        <w:t xml:space="preserve">Ant Design Token </w:t>
+      </w:r>
+      <w:r>
+        <w:rPr>
+          <w:b/>
+          <w:bCs/>
+        </w:rPr>
+        <w:t>体系</w:t>
+      </w:r>
+      <w:r>
+        <w:rPr>
+          <w:b/>
+          <w:bCs/>
+        </w:rPr>
+        <w:t xml:space="preserve"> · </w:t>
+      </w:r>
+      <w:r>
+        <w:rPr>
+          <w:b/>
+          <w:bCs/>
+        </w:rPr>
+        <w:t>核心贡献者</w:t>
+      </w:r>
+      <w:r>
+        <w:rPr>
+          <w:color w:val="666666"/>
+        </w:rPr>
+        <w:t xml:space="preserve">   2023-06 ~ </w:t>
+      </w:r>
+      <w:r>
+        <w:rPr>
+          <w:color w:val="666666"/>
+        </w:rPr>
+        <w:t>至今</w:t>
+      </w:r>
+    </w:p>
+    <w:p>
+      <w:pPr>
+        <w:spacing w:after="40"/>
+      </w:pPr>
+      <w:r>
+        <w:rPr>
+          <w:color w:val="444444"/>
+        </w:rPr>
+        <w:t>负责蚂蚁集团跨端设计</w:t>
+      </w:r>
+      <w:r>
+        <w:rPr>
+          <w:color w:val="444444"/>
+        </w:rPr>
+        <w:t xml:space="preserve"> Token </w:t>
+      </w:r>
+      <w:r>
+        <w:rPr>
+          <w:color w:val="444444"/>
+        </w:rPr>
+        <w:t>标准化，覆盖</w:t>
+      </w:r>
+      <w:r>
+        <w:rPr>
+          <w:color w:val="444444"/>
+        </w:rPr>
+        <w:t xml:space="preserve"> Web / iOS / Android / </w:t>
+      </w:r>
+      <w:r>
+        <w:rPr>
+          <w:color w:val="444444"/>
+        </w:rPr>
+        <w:t>小程序</w:t>
+      </w:r>
+      <w:r>
+        <w:rPr>
+          <w:color w:val="444444"/>
+        </w:rPr>
+        <w:t xml:space="preserve"> 4 </w:t>
+      </w:r>
+      <w:r>
+        <w:rPr>
+          <w:color w:val="444444"/>
+        </w:rPr>
+        <w:t>端，组件复用率从</w:t>
+      </w:r>
+      <w:r>
+        <w:rPr>
+          <w:color w:val="444444"/>
+        </w:rPr>
+        <w:t xml:space="preserve"> 38% </w:t>
+      </w:r>
+      <w:r>
+        <w:rPr>
+          <w:color w:val="444444"/>
+        </w:rPr>
+        <w:t>提升至</w:t>
+      </w:r>
+      <w:r>
+        <w:rPr>
+          <w:color w:val="444444"/>
+        </w:rPr>
+        <w:t xml:space="preserve"> 76%</w:t>
+      </w:r>
+      <w:r>
+        <w:rPr>
+          <w:color w:val="444444"/>
+        </w:rPr>
+        <w:t>。</w:t>
+      </w:r>
+    </w:p>
+    <w:p>
+      <w:pPr>
+        <w:spacing w:after="40"/>
+      </w:pPr>
+      <w:r>
+        <w:rPr>
+          <w:i/>
+          <w:iCs/>
+          <w:color w:val="666666"/>
+        </w:rPr>
+        <w:t>工具：</w:t>
+      </w:r>
+      <w:r>
+        <w:rPr>
+          <w:i/>
+          <w:iCs/>
+          <w:color w:val="666666"/>
+        </w:rPr>
+        <w:t>Figma Variables / Style Dictionary / Storybook</w:t>
       </w:r>
     </w:p>
     <w:p>
       <w:pPr>
         <w:pStyle w:val="2"/>
-      </w:pPr>
-      <w:r>
+        <w:spacing w:before="240" w:after="120"/>
+      </w:pPr>
+      <w:r>
+        <w:rPr>
+          <w:b/>
+          <w:bCs/>
+        </w:rPr>
         <w:t>技能清单</w:t>
       </w:r>
     </w:p>
     <w:p>
       <w:pPr>
-        <w:spacing w:before="40" w:after="40"/>
-      </w:pPr>
-      <w:r>
-        <w:t xml:space="preserve">Java / Spring Boot / MyBatis-Plus / MySQL / Redis / Kafka / RocketMQ / Docker / Kubernetes / Vue / Python / LLM </w:t>
-      </w:r>
-      <w:r>
-        <w:t>应用开发</w:t>
+        <w:spacing w:after="40"/>
+      </w:pPr>
+      <w:r>
+        <w:rPr>
+          <w:color w:val="444444"/>
+        </w:rPr>
+        <w:t xml:space="preserve">Figma / Sketch / Photoshop / Illustrator / After Effects / Cinema 4D / Principle / Lottie / Webflow / </w:t>
+      </w:r>
+      <w:r>
+        <w:rPr>
+          <w:color w:val="444444"/>
+        </w:rPr>
+        <w:t>品牌视觉系统</w:t>
+      </w:r>
+      <w:r>
+        <w:rPr>
+          <w:color w:val="444444"/>
+        </w:rPr>
+        <w:t xml:space="preserve"> / </w:t>
+      </w:r>
+      <w:r>
+        <w:rPr>
+          <w:color w:val="444444"/>
+        </w:rPr>
+        <w:t>设计</w:t>
+      </w:r>
+      <w:r>
+        <w:rPr>
+          <w:color w:val="444444"/>
+        </w:rPr>
+        <w:t xml:space="preserve"> Token / </w:t>
+      </w:r>
+      <w:r>
+        <w:rPr>
+          <w:color w:val="444444"/>
+        </w:rPr>
+        <w:t>用户体验基础</w:t>
+      </w:r>
+      <w:r>
+        <w:rPr>
+          <w:color w:val="444444"/>
+        </w:rPr>
+        <w:t xml:space="preserve"> / </w:t>
+      </w:r>
+      <w:r>
+        <w:rPr>
+          <w:color w:val="444444"/>
+        </w:rPr>
+        <w:t>三维渲染</w:t>
       </w:r>
     </w:p>
     <w:p>
       <w:pPr>
         <w:pStyle w:val="2"/>
-      </w:pPr>
-      <w:r>
-        <w:lastRenderedPageBreak/>
+        <w:spacing w:before="240" w:after="120"/>
+      </w:pPr>
+      <w:r>
+        <w:rPr>
+          <w:b/>
+          <w:bCs/>
+        </w:rPr>
         <w:t>自我介绍</w:t>
       </w:r>
     </w:p>
     <w:p>
       <w:pPr>
-        <w:spacing w:before="40" w:after="40"/>
-      </w:pPr>
-      <w:r>
-        <w:rPr>
-          <w:rFonts w:hint="eastAsia"/>
-        </w:rPr>
-        <w:t>4</w:t>
-      </w:r>
-      <w:r>
-        <w:t xml:space="preserve"> </w:t>
-      </w:r>
-      <w:r>
-        <w:t>年后端开发经验，专注高并发分布式系统设计与稳定性建设。在字节和美团主导过亿级订单链路与百万</w:t>
-      </w:r>
-      <w:r>
-        <w:t xml:space="preserve"> QPS </w:t>
-      </w:r>
-      <w:r>
-        <w:t>服务，熟悉</w:t>
-      </w:r>
-      <w:r>
-        <w:t xml:space="preserve"> Java </w:t>
-      </w:r>
-      <w:r>
-        <w:t>全栈技术体系。最近一年深耕</w:t>
-      </w:r>
-      <w:r>
-        <w:t xml:space="preserve"> LLM </w:t>
-      </w:r>
-      <w:r>
-        <w:t>应用工程化，主导智能客服平台从</w:t>
-      </w:r>
-      <w:r>
-        <w:t xml:space="preserve"> 0 </w:t>
-      </w:r>
-      <w:r>
-        <w:t>到</w:t>
-      </w:r>
-      <w:r>
-        <w:t xml:space="preserve"> 1 </w:t>
-      </w:r>
-      <w:r>
-        <w:t>落地。期望加入一家重视工程师文化的团队，在</w:t>
-      </w:r>
-      <w:r>
-        <w:t xml:space="preserve"> AI + </w:t>
-      </w:r>
-      <w:r>
-        <w:t>业务方向持续深耕。</w:t>
+        <w:spacing w:after="40"/>
+      </w:pPr>
+      <w:r>
+        <w:rPr>
+          <w:color w:val="444444"/>
+        </w:rPr>
+        <w:t xml:space="preserve">6 </w:t>
+      </w:r>
+      <w:r>
+        <w:rPr>
+          <w:color w:val="444444"/>
+        </w:rPr>
+        <w:t>年互联网视觉设计经验，专注品牌视觉系统与大促活动主视觉。在字节与蚂蚁主导过亿级曝光设计资产，擅长把抽象业务诉求转化为可规模化复用的设计体系。期望在一家重视设计驱动业务的团队持续深耕品牌方向。</w:t>
       </w:r>
     </w:p>
     <w:sectPr>
@@ -825,10 +867,10 @@
 <file path=word/numbering.xml><?xml version="1.0" encoding="utf-8"?>
 <w:numbering xmlns:wpc="http://schemas.microsoft.com/office/word/2010/wordprocessingCanvas" xmlns:cx="http://schemas.microsoft.com/office/drawing/2014/chartex" xmlns:cx1="http://schemas.microsoft.com/office/drawing/2015/9/8/chartex" xmlns:cx2="http://schemas.microsoft.com/office/drawing/2015/10/21/chartex" xmlns:cx3="http://schemas.microsoft.com/office/drawing/2016/5/9/chartex" xmlns:cx4="http://schemas.microsoft.com/office/drawing/2016/5/10/chartex" xmlns:cx5="http://schemas.microsoft.com/office/drawing/2016/5/11/chartex" xmlns:cx6="http://schemas.microsoft.com/office/drawing/2016/5/12/chartex" xmlns:cx7="http://schemas.microsoft.com/office/drawing/2016/5/13/chartex" xmlns:cx8="http://schemas.microsoft.com/office/drawing/2016/5/14/chartex" xmlns:mc="http://schemas.openxmlformats.org/markup-compatibility/2006" xmlns:aink="http://schemas.microsoft.com/office/drawing/2016/ink" xmlns:am3d="http://schemas.microsoft.com/office/drawing/2017/model3d" xmlns:o="urn:schemas-microsoft-com:office:office" xmlns:oel="http://schemas.microsoft.com/office/2019/extlst" xmlns:r="http://schemas.openxmlformats.org/officeDocument/2006/relationships" xmlns:m="http://schemas.openxmlformats.org/officeDocument/2006/math" xmlns:v="urn:schemas-microsoft-com:vml" xmlns:wp14="http://schemas.microsoft.com/office/word/2010/wordprocessingDrawing" xmlns:wp="http://schemas.openxmlformats.org/drawingml/2006/wordprocessingDrawing" xmlns:w10="urn:schemas-microsoft-com:office:word" xmlns:w="http://schemas.openxmlformats.org/wordprocessingml/2006/main" xmlns:w14="http://schemas.microsoft.com/office/word/2010/wordml" xmlns:w15="http://schemas.microsoft.com/office/word/2012/wordml" xmlns:w16cex="http://schemas.microsoft.com/office/word/2018/wordml/cex" xmlns:w16cid="http://schemas.microsoft.com/office/word/2016/wordml/cid" xmlns:w16="http://schemas.microsoft.com/office/word/2018/wordml" xmlns:w16du="http://schemas.microsoft.com/office/word/2023/wordml/word16du" xmlns:w16sdtdh="http://schemas.microsoft.com/office/word/2020/wordml/sdtdatahash" xmlns:w16sdtfl="http://schemas.microsoft.com/office/word/2024/wordml/sdtformatlock" xmlns:w16se="http://schemas.microsoft.com/office/word/2015/wordml/symex" xmlns:wpg="http://schemas.microsoft.com/office/word/2010/wordprocessingGroup" xmlns:wpi="http://schemas.microsoft.com/office/word/2010/wordprocessingInk" xmlns:wne="http://schemas.microsoft.com/office/word/2006/wordml" xmlns:wps="http://schemas.microsoft.com/office/word/2010/wordprocessingShape" mc:Ignorable="w14 w15 w16se w16cid w16 w16cex w16sdtdh w16sdtfl w16du wp14">
   <w:abstractNum w:abstractNumId="0" w15:restartNumberingAfterBreak="0">
-    <w:nsid w:val="506620DE"/>
+    <w:nsid w:val="14B77011"/>
     <w:multiLevelType w:val="hybridMultilevel"/>
-    <w:tmpl w:val="0554CBDE"/>
-    <w:lvl w:ilvl="0" w:tplc="914A6D28">
+    <w:tmpl w:val="CF1AA126"/>
+    <w:lvl w:ilvl="0" w:tplc="DE8C57B0">
       <w:start w:val="1"/>
       <w:numFmt w:val="bullet"/>
       <w:lvlText w:val="●"/>
@@ -837,7 +879,7 @@
         <w:ind w:left="720" w:hanging="360"/>
       </w:pPr>
     </w:lvl>
-    <w:lvl w:ilvl="1" w:tplc="040CBACC">
+    <w:lvl w:ilvl="1" w:tplc="4B8006CC">
       <w:start w:val="1"/>
       <w:numFmt w:val="bullet"/>
       <w:lvlText w:val="○"/>
@@ -846,7 +888,7 @@
         <w:ind w:left="1440" w:hanging="360"/>
       </w:pPr>
     </w:lvl>
-    <w:lvl w:ilvl="2" w:tplc="9524FFC6">
+    <w:lvl w:ilvl="2" w:tplc="179ACD40">
       <w:start w:val="1"/>
       <w:numFmt w:val="bullet"/>
       <w:lvlText w:val="■"/>
@@ -855,7 +897,7 @@
         <w:ind w:left="2160" w:hanging="360"/>
       </w:pPr>
     </w:lvl>
-    <w:lvl w:ilvl="3" w:tplc="D1B45BE6">
+    <w:lvl w:ilvl="3" w:tplc="BD980C9E">
       <w:start w:val="1"/>
       <w:numFmt w:val="bullet"/>
       <w:lvlText w:val="●"/>
@@ -864,7 +906,7 @@
         <w:ind w:left="2880" w:hanging="360"/>
       </w:pPr>
     </w:lvl>
-    <w:lvl w:ilvl="4" w:tplc="14600062">
+    <w:lvl w:ilvl="4" w:tplc="8800E500">
       <w:start w:val="1"/>
       <w:numFmt w:val="bullet"/>
       <w:lvlText w:val="○"/>
@@ -873,7 +915,7 @@
         <w:ind w:left="3600" w:hanging="360"/>
       </w:pPr>
     </w:lvl>
-    <w:lvl w:ilvl="5" w:tplc="2FCE4D26">
+    <w:lvl w:ilvl="5" w:tplc="B6381C38">
       <w:start w:val="1"/>
       <w:numFmt w:val="bullet"/>
       <w:lvlText w:val="■"/>
@@ -882,7 +924,7 @@
         <w:ind w:left="4320" w:hanging="360"/>
       </w:pPr>
     </w:lvl>
-    <w:lvl w:ilvl="6" w:tplc="342835D2">
+    <w:lvl w:ilvl="6" w:tplc="D6DE89DA">
       <w:start w:val="1"/>
       <w:numFmt w:val="bullet"/>
       <w:lvlText w:val="●"/>
@@ -891,7 +933,7 @@
         <w:ind w:left="5040" w:hanging="360"/>
       </w:pPr>
     </w:lvl>
-    <w:lvl w:ilvl="7" w:tplc="481CB0C4">
+    <w:lvl w:ilvl="7" w:tplc="E92030FE">
       <w:start w:val="1"/>
       <w:numFmt w:val="bullet"/>
       <w:lvlText w:val="●"/>
@@ -900,7 +942,7 @@
         <w:ind w:left="5760" w:hanging="360"/>
       </w:pPr>
     </w:lvl>
-    <w:lvl w:ilvl="8" w:tplc="BD3C1B6E">
+    <w:lvl w:ilvl="8" w:tplc="09E27B46">
       <w:start w:val="1"/>
       <w:numFmt w:val="bullet"/>
       <w:lvlText w:val="●"/>
@@ -910,7 +952,7 @@
       </w:pPr>
     </w:lvl>
   </w:abstractNum>
-  <w:num w:numId="1" w16cid:durableId="1538852503">
+  <w:num w:numId="1" w16cid:durableId="592128774">
     <w:abstractNumId w:val="0"/>
     <w:lvlOverride w:ilvl="0">
       <w:startOverride w:val="1"/>
@@ -924,7 +966,7 @@
   <w:docDefaults>
     <w:rPrDefault>
       <w:rPr>
-        <w:rFonts w:ascii="微软雅黑" w:eastAsiaTheme="minorEastAsia" w:hAnsi="微软雅黑" w:cs="微软雅黑"/>
+        <w:rFonts w:ascii="Arial" w:eastAsiaTheme="minorEastAsia" w:hAnsi="Arial" w:cs="Arial"/>
         <w:sz w:val="22"/>
         <w:szCs w:val="22"/>
         <w:lang w:val="en-US" w:eastAsia="zh-CN" w:bidi="ar-SA"/>
@@ -1322,16 +1364,12 @@
     <w:uiPriority w:val="9"/>
     <w:qFormat/>
     <w:pPr>
-      <w:spacing w:after="240"/>
       <w:outlineLvl w:val="0"/>
     </w:pPr>
     <w:rPr>
-      <w:rFonts w:eastAsia="微软雅黑"/>
-      <w:b/>
-      <w:bCs/>
-      <w:color w:val="1D6FD8"/>
-      <w:sz w:val="36"/>
-      <w:szCs w:val="36"/>
+      <w:color w:val="2E74B5"/>
+      <w:sz w:val="32"/>
+      <w:szCs w:val="32"/>
     </w:rPr>
   </w:style>
   <w:style w:type="paragraph" w:styleId="2">
@@ -1340,14 +1378,10 @@
     <w:unhideWhenUsed/>
     <w:qFormat/>
     <w:pPr>
-      <w:spacing w:before="240" w:after="120"/>
       <w:outlineLvl w:val="1"/>
     </w:pPr>
     <w:rPr>
-      <w:rFonts w:eastAsia="微软雅黑"/>
-      <w:b/>
-      <w:bCs/>
-      <w:color w:val="1D6FD8"/>
+      <w:color w:val="2E74B5"/>
       <w:sz w:val="26"/>
       <w:szCs w:val="26"/>
     </w:rPr>
